--- a/fattura_template.docx
+++ b/fattura_template.docx
@@ -837,8 +837,6 @@
           <w:p>
             <w:pPr>
               <w:rPr>
-                <w:b/>
-                <w:bCs/>
                 <w:sz w:val="20"/>
                 <w:szCs w:val="20"/>
                 <w:lang w:val="en-AU"/>
@@ -846,172 +844,73 @@
             </w:pPr>
             <w:r>
               <w:rPr>
-                <w:b/>
-                <w:bCs/>
                 <w:sz w:val="20"/>
                 <w:szCs w:val="20"/>
                 <w:lang w:val="en-AU"/>
               </w:rPr>
-              <w:t>[</w:t>
-            </w:r>
-            <w:r>
-              <w:rPr>
-                <w:b/>
-                <w:bCs/>
+              <w:t>[Delivery company]</w:t>
+            </w:r>
+          </w:p>
+          <w:p>
+            <w:pPr>
+              <w:rPr>
+                <w:sz w:val="20"/>
+                <w:szCs w:val="20"/>
+              </w:rPr>
+            </w:pPr>
+            <w:r>
+              <w:rPr>
+                <w:sz w:val="20"/>
+                <w:szCs w:val="20"/>
+              </w:rPr>
+              <w:t>[Delivery street address]</w:t>
+            </w:r>
+            <w:r>
+              <w:rPr>
+                <w:sz w:val="20"/>
+                <w:szCs w:val="20"/>
+              </w:rPr>
+              <w:br/>
+            </w:r>
+            <w:r>
+              <w:rPr>
+                <w:sz w:val="20"/>
+                <w:szCs w:val="20"/>
+              </w:rPr>
+              <w:t>[Delivery city]</w:t>
+            </w:r>
+            <w:r>
+              <w:rPr>
                 <w:sz w:val="20"/>
                 <w:szCs w:val="20"/>
                 <w:lang w:val="en-AU"/>
               </w:rPr>
-              <w:t>Delivery company</w:t>
-            </w:r>
-            <w:r>
-              <w:rPr>
-                <w:b/>
-                <w:bCs/>
+              <w:t xml:space="preserve">, </w:t>
+            </w:r>
+            <w:r>
+              <w:rPr>
                 <w:sz w:val="20"/>
                 <w:szCs w:val="20"/>
                 <w:lang w:val="en-AU"/>
               </w:rPr>
-              <w:t>]</w:t>
-            </w:r>
-          </w:p>
-          <w:p>
-            <w:pPr>
-              <w:rPr>
-                <w:b/>
-                <w:bCs/>
-                <w:sz w:val="20"/>
-                <w:szCs w:val="20"/>
-              </w:rPr>
-            </w:pPr>
-            <w:r>
-              <w:rPr>
-                <w:b/>
-                <w:bCs/>
-                <w:sz w:val="20"/>
-                <w:szCs w:val="20"/>
-              </w:rPr>
-              <w:t>[</w:t>
-            </w:r>
-            <w:r>
-              <w:rPr>
-                <w:b/>
-                <w:bCs/>
-                <w:sz w:val="20"/>
-                <w:szCs w:val="20"/>
-              </w:rPr>
-              <w:t xml:space="preserve">Delivery </w:t>
-            </w:r>
-            <w:r>
-              <w:rPr>
-                <w:b/>
-                <w:bCs/>
-                <w:sz w:val="20"/>
-                <w:szCs w:val="20"/>
-              </w:rPr>
-              <w:t xml:space="preserve">street </w:t>
-            </w:r>
-            <w:r>
-              <w:rPr>
-                <w:b/>
-                <w:bCs/>
-                <w:sz w:val="20"/>
-                <w:szCs w:val="20"/>
-              </w:rPr>
-              <w:t>address</w:t>
-            </w:r>
-            <w:r>
-              <w:rPr>
-                <w:b/>
-                <w:bCs/>
-                <w:sz w:val="20"/>
-                <w:szCs w:val="20"/>
-              </w:rPr>
-              <w:t>]</w:t>
-            </w:r>
-            <w:r>
-              <w:rPr>
-                <w:b/>
-                <w:bCs/>
-                <w:sz w:val="20"/>
-                <w:szCs w:val="20"/>
-              </w:rPr>
-              <w:br/>
-            </w:r>
-            <w:r>
-              <w:rPr>
-                <w:b/>
-                <w:bCs/>
-                <w:sz w:val="20"/>
-                <w:szCs w:val="20"/>
-              </w:rPr>
-              <w:t xml:space="preserve">[Delivery </w:t>
-            </w:r>
-            <w:r>
-              <w:rPr>
-                <w:b/>
-                <w:bCs/>
-                <w:sz w:val="20"/>
-                <w:szCs w:val="20"/>
-              </w:rPr>
-              <w:t>city]</w:t>
-            </w:r>
-            <w:r>
-              <w:rPr>
-                <w:b/>
-                <w:bCs/>
+              <w:t>[Delivery ZIP code]</w:t>
+            </w:r>
+          </w:p>
+          <w:p>
+            <w:pPr>
+              <w:spacing w:line="360" w:lineRule="auto"/>
+              <w:rPr>
                 <w:sz w:val="20"/>
                 <w:szCs w:val="20"/>
                 <w:lang w:val="en-AU"/>
               </w:rPr>
-              <w:t xml:space="preserve">, </w:t>
-            </w:r>
-            <w:r>
-              <w:rPr>
-                <w:b/>
-                <w:bCs/>
-                <w:sz w:val="20"/>
-                <w:szCs w:val="20"/>
-                <w:lang w:val="en-AU"/>
-              </w:rPr>
-              <w:t>[Delivery ZIP code]</w:t>
-            </w:r>
-          </w:p>
-          <w:p>
-            <w:pPr>
-              <w:spacing w:line="360" w:lineRule="auto"/>
-              <w:rPr>
-                <w:sz w:val="20"/>
-                <w:szCs w:val="20"/>
-                <w:lang w:val="en-AU"/>
-              </w:rPr>
-            </w:pPr>
-            <w:r>
-              <w:rPr>
-                <w:b/>
-                <w:bCs/>
-                <w:sz w:val="20"/>
-                <w:szCs w:val="20"/>
-              </w:rPr>
-              <w:t>[Delivery c</w:t>
-            </w:r>
-            <w:r>
-              <w:rPr>
-                <w:b/>
-                <w:bCs/>
-                <w:sz w:val="20"/>
-                <w:szCs w:val="20"/>
-              </w:rPr>
-              <w:t>ountry</w:t>
-            </w:r>
-            <w:r>
-              <w:rPr>
-                <w:b/>
-                <w:bCs/>
-                <w:sz w:val="20"/>
-                <w:szCs w:val="20"/>
-              </w:rPr>
-              <w:t>]</w:t>
+            </w:pPr>
+            <w:r>
+              <w:rPr>
+                <w:sz w:val="20"/>
+                <w:szCs w:val="20"/>
+              </w:rPr>
+              <w:t>[Delivery country]</w:t>
             </w:r>
           </w:p>
         </w:tc>
@@ -1046,7 +945,7 @@
               <w:spacing w:before="120" w:after="120"/>
               <w:jc w:val="center"/>
               <w:rPr>
-                <w:b/>
+                <w:bCs/>
                 <w:sz w:val="20"/>
                 <w:szCs w:val="20"/>
               </w:rPr>
@@ -1055,7 +954,7 @@
             <w:proofErr w:type="gramStart"/>
             <w:r>
               <w:rPr>
-                <w:b/>
+                <w:bCs/>
                 <w:sz w:val="20"/>
                 <w:szCs w:val="20"/>
               </w:rPr>
@@ -1077,14 +976,14 @@
               <w:spacing w:before="120" w:after="120"/>
               <w:jc w:val="center"/>
               <w:rPr>
-                <w:b/>
-                <w:sz w:val="20"/>
-                <w:szCs w:val="20"/>
-              </w:rPr>
-            </w:pPr>
-            <w:r>
-              <w:rPr>
-                <w:b/>
+                <w:bCs/>
+                <w:sz w:val="20"/>
+                <w:szCs w:val="20"/>
+              </w:rPr>
+            </w:pPr>
+            <w:r>
+              <w:rPr>
+                <w:bCs/>
                 <w:sz w:val="20"/>
                 <w:szCs w:val="20"/>
               </w:rPr>
@@ -1105,14 +1004,14 @@
               <w:spacing w:before="120" w:after="120"/>
               <w:jc w:val="center"/>
               <w:rPr>
-                <w:b/>
-                <w:sz w:val="20"/>
-                <w:szCs w:val="20"/>
-              </w:rPr>
-            </w:pPr>
-            <w:r>
-              <w:rPr>
-                <w:b/>
+                <w:bCs/>
+                <w:sz w:val="20"/>
+                <w:szCs w:val="20"/>
+              </w:rPr>
+            </w:pPr>
+            <w:r>
+              <w:rPr>
+                <w:bCs/>
                 <w:sz w:val="20"/>
                 <w:szCs w:val="20"/>
               </w:rPr>
@@ -1133,26 +1032,18 @@
               <w:spacing w:before="120" w:after="120"/>
               <w:jc w:val="center"/>
               <w:rPr>
-                <w:b/>
-                <w:sz w:val="20"/>
-                <w:szCs w:val="20"/>
-              </w:rPr>
-            </w:pPr>
-            <w:r>
-              <w:rPr>
-                <w:b/>
-                <w:sz w:val="20"/>
-                <w:szCs w:val="20"/>
-              </w:rPr>
-              <w:t xml:space="preserve">TOTAL </w:t>
-            </w:r>
-            <w:r>
-              <w:rPr>
-                <w:b/>
-                <w:sz w:val="20"/>
-                <w:szCs w:val="20"/>
-              </w:rPr>
-              <w:t>AMOUNT</w:t>
+                <w:bCs/>
+                <w:sz w:val="20"/>
+                <w:szCs w:val="20"/>
+              </w:rPr>
+            </w:pPr>
+            <w:r>
+              <w:rPr>
+                <w:bCs/>
+                <w:sz w:val="20"/>
+                <w:szCs w:val="20"/>
+              </w:rPr>
+              <w:t>TOTAL AMOUNT</w:t>
             </w:r>
           </w:p>
         </w:tc>
@@ -1749,17 +1640,7 @@
                 <w:szCs w:val="20"/>
                 <w:lang w:val="en-GB"/>
               </w:rPr>
-              <w:t xml:space="preserve"> </w:t>
-            </w:r>
-            <w:r>
-              <w:rPr>
-                <w:b/>
-                <w:bCs/>
-                <w:sz w:val="20"/>
-                <w:szCs w:val="20"/>
-                <w:lang w:val="en-GB"/>
-              </w:rPr>
-              <w:t>3</w:t>
+              <w:t xml:space="preserve"> 3</w:t>
             </w:r>
             <w:r>
               <w:rPr>
@@ -2030,17 +1911,7 @@
                 <w:szCs w:val="20"/>
                 <w:lang w:val="en-GB"/>
               </w:rPr>
-              <w:t xml:space="preserve"> </w:t>
-            </w:r>
-            <w:r>
-              <w:rPr>
-                <w:b/>
-                <w:bCs/>
-                <w:sz w:val="20"/>
-                <w:szCs w:val="20"/>
-                <w:lang w:val="en-GB"/>
-              </w:rPr>
-              <w:t>4</w:t>
+              <w:t xml:space="preserve"> 4</w:t>
             </w:r>
             <w:r>
               <w:rPr>
@@ -2311,17 +2182,7 @@
                 <w:szCs w:val="20"/>
                 <w:lang w:val="en-GB"/>
               </w:rPr>
-              <w:t xml:space="preserve"> </w:t>
-            </w:r>
-            <w:r>
-              <w:rPr>
-                <w:b/>
-                <w:bCs/>
-                <w:sz w:val="20"/>
-                <w:szCs w:val="20"/>
-                <w:lang w:val="en-GB"/>
-              </w:rPr>
-              <w:t>5</w:t>
+              <w:t xml:space="preserve"> 5</w:t>
             </w:r>
             <w:r>
               <w:rPr>
@@ -2592,17 +2453,7 @@
                 <w:szCs w:val="20"/>
                 <w:lang w:val="en-GB"/>
               </w:rPr>
-              <w:t xml:space="preserve"> </w:t>
-            </w:r>
-            <w:r>
-              <w:rPr>
-                <w:b/>
-                <w:bCs/>
-                <w:sz w:val="20"/>
-                <w:szCs w:val="20"/>
-                <w:lang w:val="en-GB"/>
-              </w:rPr>
-              <w:t>6</w:t>
+              <w:t xml:space="preserve"> 6</w:t>
             </w:r>
             <w:r>
               <w:rPr>
@@ -2873,17 +2724,7 @@
                 <w:szCs w:val="20"/>
                 <w:lang w:val="en-GB"/>
               </w:rPr>
-              <w:t xml:space="preserve"> </w:t>
-            </w:r>
-            <w:r>
-              <w:rPr>
-                <w:b/>
-                <w:bCs/>
-                <w:sz w:val="20"/>
-                <w:szCs w:val="20"/>
-                <w:lang w:val="en-GB"/>
-              </w:rPr>
-              <w:t>7</w:t>
+              <w:t xml:space="preserve"> 7</w:t>
             </w:r>
             <w:r>
               <w:rPr>
@@ -3154,17 +2995,7 @@
                 <w:szCs w:val="20"/>
                 <w:lang w:val="en-GB"/>
               </w:rPr>
-              <w:t xml:space="preserve"> </w:t>
-            </w:r>
-            <w:r>
-              <w:rPr>
-                <w:b/>
-                <w:bCs/>
-                <w:sz w:val="20"/>
-                <w:szCs w:val="20"/>
-                <w:lang w:val="en-GB"/>
-              </w:rPr>
-              <w:t>8</w:t>
+              <w:t xml:space="preserve"> 8</w:t>
             </w:r>
             <w:r>
               <w:rPr>
@@ -3435,17 +3266,7 @@
                 <w:szCs w:val="20"/>
                 <w:lang w:val="en-GB"/>
               </w:rPr>
-              <w:t xml:space="preserve"> </w:t>
-            </w:r>
-            <w:r>
-              <w:rPr>
-                <w:b/>
-                <w:bCs/>
-                <w:sz w:val="20"/>
-                <w:szCs w:val="20"/>
-                <w:lang w:val="en-GB"/>
-              </w:rPr>
-              <w:t>9</w:t>
+              <w:t xml:space="preserve"> 9</w:t>
             </w:r>
             <w:r>
               <w:rPr>
@@ -3716,17 +3537,7 @@
                 <w:szCs w:val="20"/>
                 <w:lang w:val="en-GB"/>
               </w:rPr>
-              <w:t xml:space="preserve"> </w:t>
-            </w:r>
-            <w:r>
-              <w:rPr>
-                <w:b/>
-                <w:bCs/>
-                <w:sz w:val="20"/>
-                <w:szCs w:val="20"/>
-                <w:lang w:val="en-GB"/>
-              </w:rPr>
-              <w:t>10</w:t>
+              <w:t xml:space="preserve"> 10</w:t>
             </w:r>
             <w:r>
               <w:rPr>
@@ -3997,17 +3808,7 @@
                 <w:szCs w:val="20"/>
                 <w:lang w:val="en-GB"/>
               </w:rPr>
-              <w:t xml:space="preserve"> </w:t>
-            </w:r>
-            <w:r>
-              <w:rPr>
-                <w:b/>
-                <w:bCs/>
-                <w:sz w:val="20"/>
-                <w:szCs w:val="20"/>
-                <w:lang w:val="en-GB"/>
-              </w:rPr>
-              <w:t>11</w:t>
+              <w:t xml:space="preserve"> 11</w:t>
             </w:r>
             <w:r>
               <w:rPr>
@@ -4278,17 +4079,7 @@
                 <w:szCs w:val="20"/>
                 <w:lang w:val="en-GB"/>
               </w:rPr>
-              <w:t xml:space="preserve"> </w:t>
-            </w:r>
-            <w:r>
-              <w:rPr>
-                <w:b/>
-                <w:bCs/>
-                <w:sz w:val="20"/>
-                <w:szCs w:val="20"/>
-                <w:lang w:val="en-GB"/>
-              </w:rPr>
-              <w:t>12</w:t>
+              <w:t xml:space="preserve"> 12</w:t>
             </w:r>
             <w:r>
               <w:rPr>
@@ -4559,17 +4350,7 @@
                 <w:szCs w:val="20"/>
                 <w:lang w:val="en-GB"/>
               </w:rPr>
-              <w:t xml:space="preserve"> </w:t>
-            </w:r>
-            <w:r>
-              <w:rPr>
-                <w:b/>
-                <w:bCs/>
-                <w:sz w:val="20"/>
-                <w:szCs w:val="20"/>
-                <w:lang w:val="en-GB"/>
-              </w:rPr>
-              <w:t>13</w:t>
+              <w:t xml:space="preserve"> 13</w:t>
             </w:r>
             <w:r>
               <w:rPr>
@@ -4840,17 +4621,7 @@
                 <w:szCs w:val="20"/>
                 <w:lang w:val="en-GB"/>
               </w:rPr>
-              <w:t xml:space="preserve"> </w:t>
-            </w:r>
-            <w:r>
-              <w:rPr>
-                <w:b/>
-                <w:bCs/>
-                <w:sz w:val="20"/>
-                <w:szCs w:val="20"/>
-                <w:lang w:val="en-GB"/>
-              </w:rPr>
-              <w:t>14</w:t>
+              <w:t xml:space="preserve"> 14</w:t>
             </w:r>
             <w:r>
               <w:rPr>
@@ -5121,17 +4892,7 @@
                 <w:szCs w:val="20"/>
                 <w:lang w:val="en-GB"/>
               </w:rPr>
-              <w:t xml:space="preserve"> </w:t>
-            </w:r>
-            <w:r>
-              <w:rPr>
-                <w:b/>
-                <w:bCs/>
-                <w:sz w:val="20"/>
-                <w:szCs w:val="20"/>
-                <w:lang w:val="en-GB"/>
-              </w:rPr>
-              <w:t>15</w:t>
+              <w:t xml:space="preserve"> 15</w:t>
             </w:r>
             <w:r>
               <w:rPr>

--- a/fattura_template.docx
+++ b/fattura_template.docx
@@ -5462,25 +5462,37 @@
               <w:rPr>
                 <w:sz w:val="20"/>
                 <w:szCs w:val="20"/>
-                <w:highlight w:val="yellow"/>
-              </w:rPr>
-              <w:t xml:space="preserve">NET WEIGHT:  </w:t>
+              </w:rPr>
+              <w:t xml:space="preserve">NET WEIGHT: </w:t>
             </w:r>
             <w:proofErr w:type="gramStart"/>
             <w:r>
               <w:rPr>
                 <w:sz w:val="20"/>
                 <w:szCs w:val="20"/>
-                <w:highlight w:val="yellow"/>
-              </w:rPr>
-              <w:t>10,-</w:t>
+              </w:rPr>
+              <w:t>0</w:t>
+            </w:r>
+            <w:r>
+              <w:rPr>
+                <w:sz w:val="20"/>
+                <w:szCs w:val="20"/>
+              </w:rPr>
+              <w:t>0,</w:t>
+            </w:r>
+            <w:r>
+              <w:rPr>
+                <w:sz w:val="20"/>
+                <w:szCs w:val="20"/>
+                <w:lang w:val="en-GB"/>
+              </w:rPr>
+              <w:t>–</w:t>
             </w:r>
             <w:proofErr w:type="gramEnd"/>
             <w:r>
               <w:rPr>
                 <w:sz w:val="20"/>
                 <w:szCs w:val="20"/>
-                <w:highlight w:val="yellow"/>
               </w:rPr>
               <w:t xml:space="preserve">  Kg</w:t>
             </w:r>
@@ -5506,14 +5518,14 @@
                 <w:sz w:val="20"/>
                 <w:szCs w:val="20"/>
               </w:rPr>
-              <w:t xml:space="preserve">GROSS WEIGHT: </w:t>
-            </w:r>
-            <w:r>
-              <w:rPr>
-                <w:sz w:val="20"/>
-                <w:szCs w:val="20"/>
-              </w:rPr>
-              <w:t>14,</w:t>
+              <w:t>GROSS WEIGHT:</w:t>
+            </w:r>
+            <w:r>
+              <w:rPr>
+                <w:sz w:val="20"/>
+                <w:szCs w:val="20"/>
+              </w:rPr>
+              <w:t xml:space="preserve"> </w:t>
             </w:r>
             <w:proofErr w:type="gramStart"/>
             <w:r>
@@ -5521,7 +5533,37 @@
                 <w:sz w:val="20"/>
                 <w:szCs w:val="20"/>
               </w:rPr>
-              <w:t xml:space="preserve">5 </w:t>
+              <w:t>00</w:t>
+            </w:r>
+            <w:r>
+              <w:rPr>
+                <w:sz w:val="20"/>
+                <w:szCs w:val="20"/>
+              </w:rPr>
+              <w:t>,</w:t>
+            </w:r>
+            <w:r>
+              <w:rPr>
+                <w:sz w:val="20"/>
+                <w:szCs w:val="20"/>
+                <w:lang w:val="en-GB"/>
+              </w:rPr>
+              <w:t>–</w:t>
+            </w:r>
+            <w:proofErr w:type="gramEnd"/>
+            <w:r>
+              <w:rPr>
+                <w:sz w:val="20"/>
+                <w:szCs w:val="20"/>
+              </w:rPr>
+              <w:t xml:space="preserve">  </w:t>
+            </w:r>
+            <w:r>
+              <w:rPr>
+                <w:sz w:val="20"/>
+                <w:szCs w:val="20"/>
+              </w:rPr>
+              <w:t>K</w:t>
             </w:r>
             <w:r>
               <w:rPr>
@@ -5530,9 +5572,8 @@
                 <w:sz w:val="20"/>
                 <w:szCs w:val="20"/>
               </w:rPr>
-              <w:t xml:space="preserve"> kg</w:t>
-            </w:r>
-            <w:proofErr w:type="gramEnd"/>
+              <w:t>g</w:t>
+            </w:r>
           </w:p>
           <w:p>
             <w:pPr>
